--- a/proposal/04_Implementation_Roadmap_and_Timeline.docx
+++ b/proposal/04_Implementation_Roadmap_and_Timeline.docx
@@ -392,7 +392,7 @@
             </w:rPr>
             <w:fldChar w:fldCharType="separate"/>
           </w:r>
-          <w:hyperlink w:anchor="__RefHeading___Toc1798_3719902292">
+          <w:hyperlink w:anchor="__RefHeading___Toc1798_2871792748">
             <w:r>
               <w:rPr>
                 <w:rStyle w:val="IndexLink"/>
@@ -412,7 +412,7 @@
             </w:tabs>
             <w:rPr/>
           </w:pPr>
-          <w:hyperlink w:anchor="__RefHeading___Toc1800_3719902292">
+          <w:hyperlink w:anchor="__RefHeading___Toc1800_2871792748">
             <w:r>
               <w:rPr>
                 <w:rStyle w:val="IndexLink"/>
@@ -432,7 +432,7 @@
             </w:tabs>
             <w:rPr/>
           </w:pPr>
-          <w:hyperlink w:anchor="__RefHeading___Toc1802_3719902292">
+          <w:hyperlink w:anchor="__RefHeading___Toc1802_2871792748">
             <w:r>
               <w:rPr>
                 <w:rStyle w:val="IndexLink"/>
@@ -452,7 +452,7 @@
             </w:tabs>
             <w:rPr/>
           </w:pPr>
-          <w:hyperlink w:anchor="__RefHeading___Toc1804_3719902292">
+          <w:hyperlink w:anchor="__RefHeading___Toc1804_2871792748">
             <w:r>
               <w:rPr>
                 <w:rStyle w:val="IndexLink"/>
@@ -472,7 +472,7 @@
             </w:tabs>
             <w:rPr/>
           </w:pPr>
-          <w:hyperlink w:anchor="__RefHeading___Toc1806_3719902292">
+          <w:hyperlink w:anchor="__RefHeading___Toc1806_2871792748">
             <w:r>
               <w:rPr>
                 <w:rStyle w:val="IndexLink"/>
@@ -492,7 +492,7 @@
             </w:tabs>
             <w:rPr/>
           </w:pPr>
-          <w:hyperlink w:anchor="__RefHeading___Toc1808_3719902292">
+          <w:hyperlink w:anchor="__RefHeading___Toc1808_2871792748">
             <w:r>
               <w:rPr>
                 <w:rStyle w:val="IndexLink"/>
@@ -512,7 +512,7 @@
             </w:tabs>
             <w:rPr/>
           </w:pPr>
-          <w:hyperlink w:anchor="__RefHeading___Toc1810_3719902292">
+          <w:hyperlink w:anchor="__RefHeading___Toc1810_2871792748">
             <w:r>
               <w:rPr>
                 <w:rStyle w:val="IndexLink"/>
@@ -532,7 +532,7 @@
             </w:tabs>
             <w:rPr/>
           </w:pPr>
-          <w:hyperlink w:anchor="__RefHeading___Toc1812_3719902292">
+          <w:hyperlink w:anchor="__RefHeading___Toc1812_2871792748">
             <w:r>
               <w:rPr>
                 <w:rStyle w:val="IndexLink"/>
@@ -552,7 +552,7 @@
             </w:tabs>
             <w:rPr/>
           </w:pPr>
-          <w:hyperlink w:anchor="__RefHeading___Toc1814_3719902292">
+          <w:hyperlink w:anchor="__RefHeading___Toc1814_2871792748">
             <w:r>
               <w:rPr>
                 <w:rStyle w:val="IndexLink"/>
@@ -572,7 +572,7 @@
             </w:tabs>
             <w:rPr/>
           </w:pPr>
-          <w:hyperlink w:anchor="__RefHeading___Toc1816_3719902292">
+          <w:hyperlink w:anchor="__RefHeading___Toc1816_2871792748">
             <w:r>
               <w:rPr>
                 <w:rStyle w:val="IndexLink"/>
@@ -592,7 +592,7 @@
             </w:tabs>
             <w:rPr/>
           </w:pPr>
-          <w:hyperlink w:anchor="__RefHeading___Toc1818_3719902292">
+          <w:hyperlink w:anchor="__RefHeading___Toc1818_2871792748">
             <w:r>
               <w:rPr>
                 <w:rStyle w:val="IndexLink"/>
@@ -612,7 +612,7 @@
             </w:tabs>
             <w:rPr/>
           </w:pPr>
-          <w:hyperlink w:anchor="__RefHeading___Toc1820_3719902292">
+          <w:hyperlink w:anchor="__RefHeading___Toc1820_2871792748">
             <w:r>
               <w:rPr>
                 <w:rStyle w:val="IndexLink"/>
@@ -632,7 +632,7 @@
             </w:tabs>
             <w:rPr/>
           </w:pPr>
-          <w:hyperlink w:anchor="__RefHeading___Toc1822_3719902292">
+          <w:hyperlink w:anchor="__RefHeading___Toc1822_2871792748">
             <w:r>
               <w:rPr>
                 <w:rStyle w:val="IndexLink"/>
@@ -678,7 +678,7 @@
         <w:spacing w:before="0" w:after="160"/>
         <w:rPr/>
       </w:pPr>
-      <w:bookmarkStart w:id="0" w:name="__RefHeading___Toc1798_3719902292"/>
+      <w:bookmarkStart w:id="0" w:name="__RefHeading___Toc1798_2871792748"/>
       <w:bookmarkEnd w:id="0"/>
       <w:r>
         <w:rPr/>
@@ -831,7 +831,7 @@
         <w:spacing w:before="360" w:after="160"/>
         <w:rPr/>
       </w:pPr>
-      <w:bookmarkStart w:id="1" w:name="__RefHeading___Toc1800_3719902292"/>
+      <w:bookmarkStart w:id="1" w:name="__RefHeading___Toc1800_2871792748"/>
       <w:bookmarkEnd w:id="1"/>
       <w:r>
         <w:rPr/>
@@ -844,7 +844,7 @@
         <w:spacing w:before="280" w:after="120"/>
         <w:rPr/>
       </w:pPr>
-      <w:bookmarkStart w:id="2" w:name="__RefHeading___Toc1802_3719902292"/>
+      <w:bookmarkStart w:id="2" w:name="__RefHeading___Toc1802_2871792748"/>
       <w:bookmarkEnd w:id="2"/>
       <w:r>
         <w:rPr/>
@@ -1241,7 +1241,7 @@
         <w:spacing w:before="280" w:after="120"/>
         <w:rPr/>
       </w:pPr>
-      <w:bookmarkStart w:id="3" w:name="__RefHeading___Toc1804_3719902292"/>
+      <w:bookmarkStart w:id="3" w:name="__RefHeading___Toc1804_2871792748"/>
       <w:bookmarkEnd w:id="3"/>
       <w:r>
         <w:rPr/>
@@ -1638,7 +1638,7 @@
         <w:spacing w:before="280" w:after="120"/>
         <w:rPr/>
       </w:pPr>
-      <w:bookmarkStart w:id="4" w:name="__RefHeading___Toc1806_3719902292"/>
+      <w:bookmarkStart w:id="4" w:name="__RefHeading___Toc1806_2871792748"/>
       <w:bookmarkEnd w:id="4"/>
       <w:r>
         <w:rPr/>
@@ -2035,7 +2035,7 @@
         <w:spacing w:before="280" w:after="120"/>
         <w:rPr/>
       </w:pPr>
-      <w:bookmarkStart w:id="5" w:name="__RefHeading___Toc1808_3719902292"/>
+      <w:bookmarkStart w:id="5" w:name="__RefHeading___Toc1808_2871792748"/>
       <w:bookmarkEnd w:id="5"/>
       <w:r>
         <w:rPr/>
@@ -2316,7 +2316,7 @@
         <w:spacing w:before="280" w:after="120"/>
         <w:rPr/>
       </w:pPr>
-      <w:bookmarkStart w:id="6" w:name="__RefHeading___Toc1810_3719902292"/>
+      <w:bookmarkStart w:id="6" w:name="__RefHeading___Toc1810_2871792748"/>
       <w:bookmarkEnd w:id="6"/>
       <w:r>
         <w:rPr/>
@@ -2540,7 +2540,7 @@
         <w:spacing w:before="280" w:after="120"/>
         <w:rPr/>
       </w:pPr>
-      <w:bookmarkStart w:id="7" w:name="__RefHeading___Toc1812_3719902292"/>
+      <w:bookmarkStart w:id="7" w:name="__RefHeading___Toc1812_2871792748"/>
       <w:bookmarkEnd w:id="7"/>
       <w:r>
         <w:rPr/>
@@ -2654,7 +2654,7 @@
         <w:spacing w:before="360" w:after="160"/>
         <w:rPr/>
       </w:pPr>
-      <w:bookmarkStart w:id="8" w:name="__RefHeading___Toc1814_3719902292"/>
+      <w:bookmarkStart w:id="8" w:name="__RefHeading___Toc1814_2871792748"/>
       <w:bookmarkEnd w:id="8"/>
       <w:r>
         <w:rPr/>
@@ -3489,7 +3489,7 @@
         <w:spacing w:before="360" w:after="160"/>
         <w:rPr/>
       </w:pPr>
-      <w:bookmarkStart w:id="9" w:name="__RefHeading___Toc1816_3719902292"/>
+      <w:bookmarkStart w:id="9" w:name="__RefHeading___Toc1816_2871792748"/>
       <w:bookmarkEnd w:id="9"/>
       <w:r>
         <w:rPr/>
@@ -4313,7 +4313,7 @@
         <w:spacing w:before="360" w:after="160"/>
         <w:rPr/>
       </w:pPr>
-      <w:bookmarkStart w:id="10" w:name="__RefHeading___Toc1818_3719902292"/>
+      <w:bookmarkStart w:id="10" w:name="__RefHeading___Toc1818_2871792748"/>
       <w:bookmarkEnd w:id="10"/>
       <w:r>
         <w:rPr/>
@@ -4436,7 +4436,7 @@
         <w:spacing w:before="360" w:after="160"/>
         <w:rPr/>
       </w:pPr>
-      <w:bookmarkStart w:id="11" w:name="__RefHeading___Toc1820_3719902292"/>
+      <w:bookmarkStart w:id="11" w:name="__RefHeading___Toc1820_2871792748"/>
       <w:bookmarkEnd w:id="11"/>
       <w:r>
         <w:rPr/>
@@ -5124,7 +5124,7 @@
         <w:spacing w:before="360" w:after="160"/>
         <w:rPr/>
       </w:pPr>
-      <w:bookmarkStart w:id="12" w:name="__RefHeading___Toc1822_3719902292"/>
+      <w:bookmarkStart w:id="12" w:name="__RefHeading___Toc1822_2871792748"/>
       <w:bookmarkEnd w:id="12"/>
       <w:r>
         <w:rPr/>

--- a/proposal/04_Implementation_Roadmap_and_Timeline.docx
+++ b/proposal/04_Implementation_Roadmap_and_Timeline.docx
@@ -392,7 +392,7 @@
             </w:rPr>
             <w:fldChar w:fldCharType="separate"/>
           </w:r>
-          <w:hyperlink w:anchor="__RefHeading___Toc1798_2871792748">
+          <w:hyperlink w:anchor="__RefHeading___Toc1804_937233523">
             <w:r>
               <w:rPr>
                 <w:rStyle w:val="IndexLink"/>
@@ -412,7 +412,7 @@
             </w:tabs>
             <w:rPr/>
           </w:pPr>
-          <w:hyperlink w:anchor="__RefHeading___Toc1800_2871792748">
+          <w:hyperlink w:anchor="__RefHeading___Toc1806_937233523">
             <w:r>
               <w:rPr>
                 <w:rStyle w:val="IndexLink"/>
@@ -432,7 +432,7 @@
             </w:tabs>
             <w:rPr/>
           </w:pPr>
-          <w:hyperlink w:anchor="__RefHeading___Toc1802_2871792748">
+          <w:hyperlink w:anchor="__RefHeading___Toc1808_937233523">
             <w:r>
               <w:rPr>
                 <w:rStyle w:val="IndexLink"/>
@@ -452,7 +452,7 @@
             </w:tabs>
             <w:rPr/>
           </w:pPr>
-          <w:hyperlink w:anchor="__RefHeading___Toc1804_2871792748">
+          <w:hyperlink w:anchor="__RefHeading___Toc1810_937233523">
             <w:r>
               <w:rPr>
                 <w:rStyle w:val="IndexLink"/>
@@ -472,7 +472,7 @@
             </w:tabs>
             <w:rPr/>
           </w:pPr>
-          <w:hyperlink w:anchor="__RefHeading___Toc1806_2871792748">
+          <w:hyperlink w:anchor="__RefHeading___Toc1812_937233523">
             <w:r>
               <w:rPr>
                 <w:rStyle w:val="IndexLink"/>
@@ -492,7 +492,7 @@
             </w:tabs>
             <w:rPr/>
           </w:pPr>
-          <w:hyperlink w:anchor="__RefHeading___Toc1808_2871792748">
+          <w:hyperlink w:anchor="__RefHeading___Toc1814_937233523">
             <w:r>
               <w:rPr>
                 <w:rStyle w:val="IndexLink"/>
@@ -512,7 +512,7 @@
             </w:tabs>
             <w:rPr/>
           </w:pPr>
-          <w:hyperlink w:anchor="__RefHeading___Toc1810_2871792748">
+          <w:hyperlink w:anchor="__RefHeading___Toc1816_937233523">
             <w:r>
               <w:rPr>
                 <w:rStyle w:val="IndexLink"/>
@@ -532,7 +532,7 @@
             </w:tabs>
             <w:rPr/>
           </w:pPr>
-          <w:hyperlink w:anchor="__RefHeading___Toc1812_2871792748">
+          <w:hyperlink w:anchor="__RefHeading___Toc1818_937233523">
             <w:r>
               <w:rPr>
                 <w:rStyle w:val="IndexLink"/>
@@ -552,7 +552,7 @@
             </w:tabs>
             <w:rPr/>
           </w:pPr>
-          <w:hyperlink w:anchor="__RefHeading___Toc1814_2871792748">
+          <w:hyperlink w:anchor="__RefHeading___Toc1820_937233523">
             <w:r>
               <w:rPr>
                 <w:rStyle w:val="IndexLink"/>
@@ -572,7 +572,7 @@
             </w:tabs>
             <w:rPr/>
           </w:pPr>
-          <w:hyperlink w:anchor="__RefHeading___Toc1816_2871792748">
+          <w:hyperlink w:anchor="__RefHeading___Toc1822_937233523">
             <w:r>
               <w:rPr>
                 <w:rStyle w:val="IndexLink"/>
@@ -592,7 +592,7 @@
             </w:tabs>
             <w:rPr/>
           </w:pPr>
-          <w:hyperlink w:anchor="__RefHeading___Toc1818_2871792748">
+          <w:hyperlink w:anchor="__RefHeading___Toc1824_937233523">
             <w:r>
               <w:rPr>
                 <w:rStyle w:val="IndexLink"/>
@@ -612,7 +612,7 @@
             </w:tabs>
             <w:rPr/>
           </w:pPr>
-          <w:hyperlink w:anchor="__RefHeading___Toc1820_2871792748">
+          <w:hyperlink w:anchor="__RefHeading___Toc1826_937233523">
             <w:r>
               <w:rPr>
                 <w:rStyle w:val="IndexLink"/>
@@ -632,7 +632,7 @@
             </w:tabs>
             <w:rPr/>
           </w:pPr>
-          <w:hyperlink w:anchor="__RefHeading___Toc1822_2871792748">
+          <w:hyperlink w:anchor="__RefHeading___Toc1828_937233523">
             <w:r>
               <w:rPr>
                 <w:rStyle w:val="IndexLink"/>
@@ -678,7 +678,7 @@
         <w:spacing w:before="0" w:after="160"/>
         <w:rPr/>
       </w:pPr>
-      <w:bookmarkStart w:id="0" w:name="__RefHeading___Toc1798_2871792748"/>
+      <w:bookmarkStart w:id="0" w:name="__RefHeading___Toc1804_937233523"/>
       <w:bookmarkEnd w:id="0"/>
       <w:r>
         <w:rPr/>
@@ -831,7 +831,7 @@
         <w:spacing w:before="360" w:after="160"/>
         <w:rPr/>
       </w:pPr>
-      <w:bookmarkStart w:id="1" w:name="__RefHeading___Toc1800_2871792748"/>
+      <w:bookmarkStart w:id="1" w:name="__RefHeading___Toc1806_937233523"/>
       <w:bookmarkEnd w:id="1"/>
       <w:r>
         <w:rPr/>
@@ -844,7 +844,7 @@
         <w:spacing w:before="280" w:after="120"/>
         <w:rPr/>
       </w:pPr>
-      <w:bookmarkStart w:id="2" w:name="__RefHeading___Toc1802_2871792748"/>
+      <w:bookmarkStart w:id="2" w:name="__RefHeading___Toc1808_937233523"/>
       <w:bookmarkEnd w:id="2"/>
       <w:r>
         <w:rPr/>
@@ -1046,7 +1046,7 @@
                 <w:sz w:val="18"/>
                 <w:szCs w:val="18"/>
               </w:rPr>
-              <w:t>Kick-off workshop (half day); two working sessions with management on decision types and "questions we ask most"; one session with relationship managers on categories, stages and the GCC pipeline; identity provider and mailbox platform confirmation; data protection review with the client's legal or compliance contact; environment provisioning with infrastructure as code.</w:t>
+              <w:t>Kick-off workshop (half day); two working sessions with management on decision types and "questions we ask most"; one session with relationship managers on categories, stages and the GCC pipeline for the market being entered; identity provider and mailbox platform confirmation; data protection review with the client's legal or compliance contact; environment provisioning with infrastructure as code.</w:t>
             </w:r>
           </w:p>
         </w:tc>
@@ -1162,7 +1162,7 @@
                 <w:sz w:val="18"/>
                 <w:szCs w:val="18"/>
               </w:rPr>
-              <w:t>Sponsor and product owner named; 50-200 sample documents under NDA (mixed formats, some Arabic, some scanned); sample contact list (can be anonymised); access to identity provider tenant.</w:t>
+              <w:t>Sponsor and product owner named; 50-200 sample documents under NDA (mixed formats, a representative spread of languages, some scanned); sample contact list (can be anonymised); access to identity provider tenant.</w:t>
             </w:r>
           </w:p>
         </w:tc>
@@ -1241,7 +1241,7 @@
         <w:spacing w:before="280" w:after="120"/>
         <w:rPr/>
       </w:pPr>
-      <w:bookmarkStart w:id="3" w:name="__RefHeading___Toc1804_2871792748"/>
+      <w:bookmarkStart w:id="3" w:name="__RefHeading___Toc1810_937233523"/>
       <w:bookmarkEnd w:id="3"/>
       <w:r>
         <w:rPr/>
@@ -1638,7 +1638,7 @@
         <w:spacing w:before="280" w:after="120"/>
         <w:rPr/>
       </w:pPr>
-      <w:bookmarkStart w:id="4" w:name="__RefHeading___Toc1806_2871792748"/>
+      <w:bookmarkStart w:id="4" w:name="__RefHeading___Toc1812_937233523"/>
       <w:bookmarkEnd w:id="4"/>
       <w:r>
         <w:rPr/>
@@ -2035,7 +2035,7 @@
         <w:spacing w:before="280" w:after="120"/>
         <w:rPr/>
       </w:pPr>
-      <w:bookmarkStart w:id="5" w:name="__RefHeading___Toc1808_2871792748"/>
+      <w:bookmarkStart w:id="5" w:name="__RefHeading___Toc1814_937233523"/>
       <w:bookmarkEnd w:id="5"/>
       <w:r>
         <w:rPr/>
@@ -2316,7 +2316,7 @@
         <w:spacing w:before="280" w:after="120"/>
         <w:rPr/>
       </w:pPr>
-      <w:bookmarkStart w:id="6" w:name="__RefHeading___Toc1810_2871792748"/>
+      <w:bookmarkStart w:id="6" w:name="__RefHeading___Toc1816_937233523"/>
       <w:bookmarkEnd w:id="6"/>
       <w:r>
         <w:rPr/>
@@ -2540,7 +2540,7 @@
         <w:spacing w:before="280" w:after="120"/>
         <w:rPr/>
       </w:pPr>
-      <w:bookmarkStart w:id="7" w:name="__RefHeading___Toc1812_2871792748"/>
+      <w:bookmarkStart w:id="7" w:name="__RefHeading___Toc1818_937233523"/>
       <w:bookmarkEnd w:id="7"/>
       <w:r>
         <w:rPr/>
@@ -2654,7 +2654,7 @@
         <w:spacing w:before="360" w:after="160"/>
         <w:rPr/>
       </w:pPr>
-      <w:bookmarkStart w:id="8" w:name="__RefHeading___Toc1814_2871792748"/>
+      <w:bookmarkStart w:id="8" w:name="__RefHeading___Toc1820_937233523"/>
       <w:bookmarkEnd w:id="8"/>
       <w:r>
         <w:rPr/>
@@ -3369,7 +3369,7 @@
                 <w:sz w:val="18"/>
                 <w:szCs w:val="18"/>
               </w:rPr>
-              <w:t>Interface design, Arabic layout, usability tests</w:t>
+              <w:t>Interface design, multilingual layout, usability tests</w:t>
             </w:r>
           </w:p>
         </w:tc>
@@ -3489,7 +3489,7 @@
         <w:spacing w:before="360" w:after="160"/>
         <w:rPr/>
       </w:pPr>
-      <w:bookmarkStart w:id="9" w:name="__RefHeading___Toc1816_2871792748"/>
+      <w:bookmarkStart w:id="9" w:name="__RefHeading___Toc1822_937233523"/>
       <w:bookmarkEnd w:id="9"/>
       <w:r>
         <w:rPr/>
@@ -4313,7 +4313,7 @@
         <w:spacing w:before="360" w:after="160"/>
         <w:rPr/>
       </w:pPr>
-      <w:bookmarkStart w:id="10" w:name="__RefHeading___Toc1818_2871792748"/>
+      <w:bookmarkStart w:id="10" w:name="__RefHeading___Toc1824_937233523"/>
       <w:bookmarkEnd w:id="10"/>
       <w:r>
         <w:rPr/>
@@ -4436,7 +4436,7 @@
         <w:spacing w:before="360" w:after="160"/>
         <w:rPr/>
       </w:pPr>
-      <w:bookmarkStart w:id="11" w:name="__RefHeading___Toc1820_2871792748"/>
+      <w:bookmarkStart w:id="11" w:name="__RefHeading___Toc1826_937233523"/>
       <w:bookmarkEnd w:id="11"/>
       <w:r>
         <w:rPr/>
@@ -5124,7 +5124,7 @@
         <w:spacing w:before="360" w:after="160"/>
         <w:rPr/>
       </w:pPr>
-      <w:bookmarkStart w:id="12" w:name="__RefHeading___Toc1822_2871792748"/>
+      <w:bookmarkStart w:id="12" w:name="__RefHeading___Toc1828_937233523"/>
       <w:bookmarkEnd w:id="12"/>
       <w:r>
         <w:rPr/>
